--- a/public/Invoice.docx
+++ b/public/Invoice.docx
@@ -1468,6 +1468,12 @@
           <w:lang w:val="en-US"/>
         </w:rPr>
         <w:tab/>
+      </w:r>
+      <w:r>
+        <w:rPr>
+          <w:rFonts w:hint="default"/>
+          <w:lang w:val="en-US"/>
+        </w:rPr>
         <w:t xml:space="preserve">  </w:t>
       </w:r>
       <w:r>
@@ -1524,6 +1530,16 @@
           <w:lang w:val="en-US"/>
         </w:rPr>
         <w:tab/>
+      </w:r>
+      <w:r>
+        <w:rPr>
+          <w:rFonts w:hint="default"/>
+          <w:b w:val="0"/>
+          <w:bCs w:val="0"/>
+          <w:i w:val="0"/>
+          <w:iCs w:val="0"/>
+          <w:lang w:val="en-US"/>
+        </w:rPr>
         <w:t xml:space="preserve"> :  </w:t>
       </w:r>
       <w:r>
@@ -1560,6 +1576,16 @@
           <w:lang w:val="en-US"/>
         </w:rPr>
         <w:tab/>
+      </w:r>
+      <w:r>
+        <w:rPr>
+          <w:rFonts w:hint="default"/>
+          <w:b/>
+          <w:bCs/>
+          <w:i w:val="0"/>
+          <w:iCs w:val="0"/>
+          <w:lang w:val="en-US"/>
+        </w:rPr>
         <w:t xml:space="preserve"> </w:t>
       </w:r>
       <w:r>
@@ -2246,7 +2272,6 @@
           <w:lang w:val="en-US"/>
         </w:rPr>
       </w:pPr>
-      <w:bookmarkStart w:id="0" w:name="_GoBack"/>
       <w:r>
         <w:rPr>
           <w:rFonts w:hint="default"/>
@@ -2294,37 +2319,100 @@
           </wp:inline>
         </w:drawing>
       </w:r>
+    </w:p>
+    <w:p>
+      <w:pPr>
+        <w:spacing w:after="0"/>
+        <w:rPr>
+          <w:rFonts w:hint="default"/>
+          <w:b w:val="0"/>
+          <w:bCs w:val="0"/>
+          <w:i w:val="0"/>
+          <w:iCs w:val="0"/>
+          <w:lang w:val="en-US"/>
+        </w:rPr>
+      </w:pPr>
+    </w:p>
+    <w:p>
+      <w:pPr>
+        <w:spacing w:after="0"/>
+        <w:rPr>
+          <w:rFonts w:hint="default"/>
+          <w:b w:val="0"/>
+          <w:bCs w:val="0"/>
+          <w:i w:val="0"/>
+          <w:iCs w:val="0"/>
+          <w:lang w:val="en-US"/>
+        </w:rPr>
+      </w:pPr>
+    </w:p>
+    <w:p>
+      <w:pPr>
+        <w:spacing w:after="0"/>
+        <w:rPr>
+          <w:rFonts w:hint="default"/>
+          <w:b w:val="0"/>
+          <w:bCs w:val="0"/>
+          <w:i w:val="0"/>
+          <w:iCs w:val="0"/>
+          <w:lang w:val="en-US"/>
+        </w:rPr>
+      </w:pPr>
+      <w:bookmarkStart w:id="0" w:name="_GoBack"/>
       <w:bookmarkEnd w:id="0"/>
     </w:p>
     <w:p>
       <w:pPr>
-        <w:spacing w:after="0"/>
-        <w:rPr>
-          <w:rFonts w:hint="default"/>
-          <w:b w:val="0"/>
-          <w:bCs w:val="0"/>
-          <w:i w:val="0"/>
-          <w:iCs w:val="0"/>
-          <w:lang w:val="en-US"/>
-        </w:rPr>
-      </w:pPr>
-    </w:p>
-    <w:p>
-      <w:pPr>
-        <w:spacing w:after="0"/>
-        <w:rPr>
-          <w:rFonts w:hint="default"/>
-          <w:b w:val="0"/>
-          <w:bCs w:val="0"/>
-          <w:i w:val="0"/>
-          <w:iCs w:val="0"/>
-          <w:lang w:val="en-US"/>
-        </w:rPr>
-      </w:pPr>
-    </w:p>
-    <w:p>
-      <w:pPr>
-        <w:spacing w:after="0"/>
+        <w:wordWrap w:val="0"/>
+        <w:spacing w:after="0"/>
+        <w:jc w:val="right"/>
+        <w:rPr>
+          <w:rFonts w:hint="default"/>
+          <w:b w:val="0"/>
+          <w:bCs w:val="0"/>
+          <w:i w:val="0"/>
+          <w:iCs w:val="0"/>
+          <w:lang w:val="en-US"/>
+        </w:rPr>
+      </w:pPr>
+      <w:r>
+        <w:rPr>
+          <w:rFonts w:hint="default"/>
+          <w:b w:val="0"/>
+          <w:bCs w:val="0"/>
+          <w:i w:val="0"/>
+          <w:iCs w:val="0"/>
+          <w:lang w:val="en-US"/>
+        </w:rPr>
+        <w:t>Dili, 09 feb 2026</w:t>
+      </w:r>
+    </w:p>
+    <w:p>
+      <w:pPr>
+        <w:spacing w:after="0"/>
+        <w:rPr>
+          <w:rFonts w:hint="default"/>
+          <w:b w:val="0"/>
+          <w:bCs w:val="0"/>
+          <w:i w:val="0"/>
+          <w:iCs w:val="0"/>
+          <w:lang w:val="en-US"/>
+        </w:rPr>
+      </w:pPr>
+    </w:p>
+    <w:p>
+      <w:pPr>
+        <w:spacing w:after="0"/>
+        <w:rPr>
+          <w:rFonts w:hint="default"/>
+          <w:b w:val="0"/>
+          <w:bCs w:val="0"/>
+          <w:i w:val="0"/>
+          <w:iCs w:val="0"/>
+          <w:lang w:val="en-US"/>
+        </w:rPr>
+      </w:pPr>
+      <w:r>
         <w:rPr>
           <w:rFonts w:hint="default"/>
           <w:b/>
@@ -2333,31 +2421,257 @@
           <w:iCs/>
           <w:lang w:val="en-US"/>
         </w:rPr>
-      </w:pPr>
-      <w:r>
-        <w:rPr>
-          <w:rFonts w:hint="default"/>
-          <w:b/>
-          <w:bCs/>
-          <w:i/>
-          <w:iCs/>
-          <w:lang w:val="en-US"/>
-        </w:rPr>
         <w:t xml:space="preserve"> </w:t>
       </w:r>
-    </w:p>
-    <w:p>
-      <w:pPr>
-        <w:spacing w:after="0"/>
-        <w:rPr>
-          <w:rFonts w:hint="default"/>
-          <w:b/>
-          <w:bCs/>
-          <w:i/>
-          <w:iCs/>
-          <w:lang w:val="en-US"/>
-        </w:rPr>
-      </w:pPr>
+      <w:r>
+        <w:rPr>
+          <w:rFonts w:hint="default"/>
+          <w:b/>
+          <w:bCs/>
+          <w:i w:val="0"/>
+          <w:iCs w:val="0"/>
+          <w:lang w:val="en-US"/>
+        </w:rPr>
+        <w:t>Hato’o Ba :</w:t>
+      </w:r>
+      <w:r>
+        <w:rPr>
+          <w:rFonts w:hint="default"/>
+          <w:b w:val="0"/>
+          <w:bCs w:val="0"/>
+          <w:i w:val="0"/>
+          <w:iCs w:val="0"/>
+          <w:lang w:val="en-US"/>
+        </w:rPr>
+        <w:t xml:space="preserve"> Sr. Nilton Telmo Gusmao do Santos</w:t>
+      </w:r>
+    </w:p>
+    <w:p>
+      <w:pPr>
+        <w:spacing w:after="0"/>
+        <w:rPr>
+          <w:rFonts w:hint="default"/>
+          <w:b/>
+          <w:bCs/>
+          <w:i w:val="0"/>
+          <w:iCs w:val="0"/>
+          <w:lang w:val="en-US"/>
+        </w:rPr>
+      </w:pPr>
+      <w:r>
+        <w:rPr>
+          <w:rFonts w:hint="default"/>
+          <w:b w:val="0"/>
+          <w:bCs w:val="0"/>
+          <w:i w:val="0"/>
+          <w:iCs w:val="0"/>
+          <w:lang w:val="en-US"/>
+        </w:rPr>
+        <w:tab/>
+        <w:t/>
+      </w:r>
+      <w:r>
+        <w:rPr>
+          <w:rFonts w:hint="default"/>
+          <w:b w:val="0"/>
+          <w:bCs w:val="0"/>
+          <w:i w:val="0"/>
+          <w:iCs w:val="0"/>
+          <w:lang w:val="en-US"/>
+        </w:rPr>
+        <w:tab/>
+        <w:t xml:space="preserve"> </w:t>
+      </w:r>
+      <w:r>
+        <w:rPr>
+          <w:rFonts w:hint="default"/>
+          <w:b/>
+          <w:bCs/>
+          <w:i w:val="0"/>
+          <w:iCs w:val="0"/>
+          <w:lang w:val="en-US"/>
+        </w:rPr>
+        <w:t>( CEO ETO Group)</w:t>
+      </w:r>
+    </w:p>
+    <w:p>
+      <w:pPr>
+        <w:spacing w:after="0"/>
+        <w:rPr>
+          <w:rFonts w:hint="default"/>
+          <w:b w:val="0"/>
+          <w:bCs w:val="0"/>
+          <w:i w:val="0"/>
+          <w:iCs w:val="0"/>
+          <w:lang w:val="en-US"/>
+        </w:rPr>
+      </w:pPr>
+      <w:r>
+        <w:rPr>
+          <w:rFonts w:hint="default"/>
+          <w:b/>
+          <w:bCs/>
+          <w:i w:val="0"/>
+          <w:iCs w:val="0"/>
+          <w:lang w:val="en-US"/>
+        </w:rPr>
+        <w:t xml:space="preserve">CC </w:t>
+      </w:r>
+      <w:r>
+        <w:rPr>
+          <w:rFonts w:hint="default"/>
+          <w:b/>
+          <w:bCs/>
+          <w:i w:val="0"/>
+          <w:iCs w:val="0"/>
+          <w:lang w:val="en-US"/>
+        </w:rPr>
+        <w:tab/>
+        <w:t xml:space="preserve">        : </w:t>
+      </w:r>
+      <w:r>
+        <w:rPr>
+          <w:rFonts w:hint="default"/>
+          <w:b w:val="0"/>
+          <w:bCs w:val="0"/>
+          <w:i w:val="0"/>
+          <w:iCs w:val="0"/>
+          <w:lang w:val="en-US"/>
+        </w:rPr>
+        <w:t>Sr. Julio Santos</w:t>
+      </w:r>
+    </w:p>
+    <w:p>
+      <w:pPr>
+        <w:spacing w:after="0"/>
+        <w:rPr>
+          <w:rFonts w:hint="default"/>
+          <w:b/>
+          <w:bCs/>
+          <w:i w:val="0"/>
+          <w:iCs w:val="0"/>
+          <w:lang w:val="en-US"/>
+        </w:rPr>
+      </w:pPr>
+      <w:r>
+        <w:rPr>
+          <w:rFonts w:hint="default"/>
+          <w:b w:val="0"/>
+          <w:bCs w:val="0"/>
+          <w:i w:val="0"/>
+          <w:iCs w:val="0"/>
+          <w:lang w:val="en-US"/>
+        </w:rPr>
+        <w:tab/>
+        <w:t/>
+      </w:r>
+      <w:r>
+        <w:rPr>
+          <w:rFonts w:hint="default"/>
+          <w:b w:val="0"/>
+          <w:bCs w:val="0"/>
+          <w:i w:val="0"/>
+          <w:iCs w:val="0"/>
+          <w:lang w:val="en-US"/>
+        </w:rPr>
+        <w:tab/>
+      </w:r>
+      <w:r>
+        <w:rPr>
+          <w:rFonts w:hint="default"/>
+          <w:b/>
+          <w:bCs/>
+          <w:i w:val="0"/>
+          <w:iCs w:val="0"/>
+          <w:lang w:val="en-US"/>
+        </w:rPr>
+        <w:t>(CFO ETO GROUP)</w:t>
+      </w:r>
+    </w:p>
+    <w:p>
+      <w:pPr>
+        <w:spacing w:after="0"/>
+        <w:rPr>
+          <w:rFonts w:hint="default"/>
+          <w:b w:val="0"/>
+          <w:bCs w:val="0"/>
+          <w:i w:val="0"/>
+          <w:iCs w:val="0"/>
+          <w:lang w:val="en-US"/>
+        </w:rPr>
+      </w:pPr>
+      <w:r>
+        <w:rPr>
+          <w:rFonts w:hint="default"/>
+          <w:b/>
+          <w:bCs/>
+          <w:i w:val="0"/>
+          <w:iCs w:val="0"/>
+          <w:lang w:val="en-US"/>
+        </w:rPr>
+        <w:t xml:space="preserve">Assuntu     : </w:t>
+      </w:r>
+      <w:r>
+        <w:rPr>
+          <w:rFonts w:hint="default"/>
+          <w:b w:val="0"/>
+          <w:bCs w:val="0"/>
+          <w:i w:val="0"/>
+          <w:iCs w:val="0"/>
+          <w:lang w:val="en-US"/>
+        </w:rPr>
+        <w:t xml:space="preserve"> Rembolsa Ba Selu Domain no Api WhatApp</w:t>
+      </w:r>
+    </w:p>
+    <w:p>
+      <w:pPr>
+        <w:spacing w:after="0"/>
+        <w:rPr>
+          <w:rFonts w:hint="default"/>
+          <w:b w:val="0"/>
+          <w:bCs w:val="0"/>
+          <w:i w:val="0"/>
+          <w:iCs w:val="0"/>
+          <w:lang w:val="en-US"/>
+        </w:rPr>
+      </w:pPr>
+    </w:p>
+    <w:p>
+      <w:pPr>
+        <w:spacing w:after="0"/>
+        <w:rPr>
+          <w:rFonts w:hint="default"/>
+          <w:b w:val="0"/>
+          <w:bCs w:val="0"/>
+          <w:i w:val="0"/>
+          <w:iCs w:val="0"/>
+          <w:lang w:val="en-US"/>
+        </w:rPr>
+      </w:pPr>
+    </w:p>
+    <w:p>
+      <w:pPr>
+        <w:spacing w:after="0"/>
+        <w:rPr>
+          <w:rFonts w:hint="default"/>
+          <w:b w:val="0"/>
+          <w:bCs w:val="0"/>
+          <w:i w:val="0"/>
+          <w:iCs w:val="0"/>
+          <w:lang w:val="en-US"/>
+        </w:rPr>
+      </w:pPr>
+      <w:r>
+        <w:rPr>
+          <w:rFonts w:hint="default"/>
+          <w:b w:val="0"/>
+          <w:bCs w:val="0"/>
+          <w:i w:val="0"/>
+          <w:iCs w:val="0"/>
+          <w:lang w:val="en-US"/>
+        </w:rPr>
+        <w:t>Ho Repespeito,</w:t>
+      </w:r>
     </w:p>
     <w:p>
       <w:pPr>
